--- a/wzory/Przyklad wypelniony/01-Umowa-o-prowadzenie-rejestru-akcjonariuszy-TEST.docx
+++ b/wzory/Przyklad wypelniony/01-Umowa-o-prowadzenie-rejestru-akcjonariuszy-TEST.docx
@@ -4029,7 +4029,7 @@
           <w:sz w:val="24"/>
           <w:u w:val="none"/>
         </w:rPr>
-        <w:t>Spółka oświadcza, że jest podatnikiem podatku od towarów i usług (VAT) i upoważnia Notariusza do wystawienia faktury VAT bez podpisu odbiorcy.</w:t>
+        <w:t>Spółka wyraża zgodę na otrzymywanie faktur w postaci elektronicznej.</w:t>
       </w:r>
     </w:p>
     <w:p>
@@ -4050,37 +4050,6 @@
           <w:u w:val="none"/>
         </w:rPr>
         <w:t>5.</w:t>
-        <w:tab/>
-      </w:r>
-      <w:r>
-        <w:rPr>
-          <w:rFonts w:ascii="Times New Roman" w:hAnsi="Times New Roman"/>
-          <w:b w:val="0"/>
-          <w:i w:val="0"/>
-          <w:sz w:val="24"/>
-          <w:u w:val="none"/>
-        </w:rPr>
-        <w:t>Spółka wyraża zgodę na otrzymywanie faktur w postaci elektronicznej.</w:t>
-      </w:r>
-    </w:p>
-    <w:p>
-      <w:pPr>
-        <w:tabs>
-          <w:tab w:pos="425" w:val="left"/>
-        </w:tabs>
-        <w:spacing w:before="0" w:after="80" w:line="276" w:lineRule="auto"/>
-        <w:ind w:left="425" w:hanging="425"/>
-        <w:jc w:val="both"/>
-      </w:pPr>
-      <w:r>
-        <w:rPr>
-          <w:rFonts w:ascii="Times New Roman" w:hAnsi="Times New Roman"/>
-          <w:b w:val="0"/>
-          <w:i w:val="0"/>
-          <w:sz w:val="24"/>
-          <w:u w:val="none"/>
-        </w:rPr>
-        <w:t>6.</w:t>
         <w:tab/>
       </w:r>
       <w:r>
